--- a/docs/modeles_civicrm_vierges/012-INSCRIPTION_carte_des_2_referents.docx
+++ b/docs/modeles_civicrm_vierges/012-INSCRIPTION_carte_des_2_referents.docx
@@ -1,6 +1,6 @@
 
 <file path=word/document.xml><?xml version="1.0" encoding="utf-8"?>
-<w:document xmlns:wpc="http://schemas.microsoft.com/office/word/2010/wordprocessingCanvas" xmlns:cx="http://schemas.microsoft.com/office/drawing/2014/chartex" xmlns:cx1="http://schemas.microsoft.com/office/drawing/2015/9/8/chartex" xmlns:cx2="http://schemas.microsoft.com/office/drawing/2015/10/21/chartex" xmlns:cx3="http://schemas.microsoft.com/office/drawing/2016/5/9/chartex" xmlns:cx4="http://schemas.microsoft.com/office/drawing/2016/5/10/chartex" xmlns:cx5="http://schemas.microsoft.com/office/drawing/2016/5/11/chartex" xmlns:cx6="http://schemas.microsoft.com/office/drawing/2016/5/12/chartex" xmlns:cx7="http://schemas.microsoft.com/office/drawing/2016/5/13/chartex" xmlns:cx8="http://schemas.microsoft.com/office/drawing/2016/5/14/chartex" xmlns:mc="http://schemas.openxmlformats.org/markup-compatibility/2006" xmlns:aink="http://schemas.microsoft.com/office/drawing/2016/ink" xmlns:am3d="http://schemas.microsoft.com/office/drawing/2017/model3d" xmlns:o="urn:schemas-microsoft-com:office:office" xmlns:oel="http://schemas.microsoft.com/office/2019/extlst" xmlns:r="http://schemas.openxmlformats.org/officeDocument/2006/relationships" xmlns:m="http://schemas.openxmlformats.org/officeDocument/2006/math" xmlns:v="urn:schemas-microsoft-com:vml" xmlns:wp14="http://schemas.microsoft.com/office/word/2010/wordprocessingDrawing" xmlns:wp="http://schemas.openxmlformats.org/drawingml/2006/wordprocessingDrawing" xmlns:w10="urn:schemas-microsoft-com:office:word" xmlns:w="http://schemas.openxmlformats.org/wordprocessingml/2006/main" xmlns:w14="http://schemas.microsoft.com/office/word/2010/wordml" xmlns:w15="http://schemas.microsoft.com/office/word/2012/wordml" xmlns:w16cex="http://schemas.microsoft.com/office/word/2018/wordml/cex" xmlns:w16cid="http://schemas.microsoft.com/office/word/2016/wordml/cid" xmlns:w16="http://schemas.microsoft.com/office/word/2018/wordml" xmlns:w16du="http://schemas.microsoft.com/office/word/2023/wordml/word16du" xmlns:w16sdtdh="http://schemas.microsoft.com/office/word/2020/wordml/sdtdatahash" xmlns:w16sdtfl="http://schemas.microsoft.com/office/word/2024/wordml/sdtformatlock" xmlns:w16se="http://schemas.microsoft.com/office/word/2015/wordml/symex" xmlns:wpg="http://schemas.microsoft.com/office/word/2010/wordprocessingGroup" xmlns:wpi="http://schemas.microsoft.com/office/word/2010/wordprocessingInk" xmlns:wne="http://schemas.microsoft.com/office/word/2006/wordml" xmlns:wps="http://schemas.microsoft.com/office/word/2010/wordprocessingShape" mc:Ignorable="w14 w15 w16se w16cid w16 w16cex w16sdtdh w16sdtfl w16du wp14">
+<w:document xmlns:wpc="http://schemas.microsoft.com/office/word/2010/wordprocessingCanvas" xmlns:cx="http://schemas.microsoft.com/office/drawing/2014/chartex" xmlns:cx1="http://schemas.microsoft.com/office/drawing/2015/9/8/chartex" xmlns:cx2="http://schemas.microsoft.com/office/drawing/2015/10/21/chartex" xmlns:cx3="http://schemas.microsoft.com/office/drawing/2016/5/9/chartex" xmlns:cx4="http://schemas.microsoft.com/office/drawing/2016/5/10/chartex" xmlns:cx5="http://schemas.microsoft.com/office/drawing/2016/5/11/chartex" xmlns:cx6="http://schemas.microsoft.com/office/drawing/2016/5/12/chartex" xmlns:cx7="http://schemas.microsoft.com/office/drawing/2016/5/13/chartex" xmlns:cx8="http://schemas.microsoft.com/office/drawing/2016/5/14/chartex" xmlns:mc="http://schemas.openxmlformats.org/markup-compatibility/2006" xmlns:m="http://schemas.openxmlformats.org/officeDocument/2006/math" xmlns:aink="http://schemas.microsoft.com/office/drawing/2016/ink" xmlns:am3d="http://schemas.microsoft.com/office/drawing/2017/model3d" xmlns:oel="http://schemas.microsoft.com/office/2019/extlst" xmlns:r="http://schemas.openxmlformats.org/officeDocument/2006/relationships" xmlns:wp14="http://schemas.microsoft.com/office/word/2010/wordprocessingDrawing" xmlns:wp="http://schemas.openxmlformats.org/drawingml/2006/wordprocessingDrawing" xmlns:wpg="http://schemas.microsoft.com/office/word/2010/wordprocessingGroup" xmlns:wpi="http://schemas.microsoft.com/office/word/2010/wordprocessingInk" xmlns:wps="http://schemas.microsoft.com/office/word/2010/wordprocessingShape" xmlns:o="urn:schemas-microsoft-com:office:office" xmlns:v="urn:schemas-microsoft-com:vml" xmlns:w10="urn:schemas-microsoft-com:office:word" xmlns:w="http://schemas.openxmlformats.org/wordprocessingml/2006/main" xmlns:w14="http://schemas.microsoft.com/office/word/2010/wordml" xmlns:w15="http://schemas.microsoft.com/office/word/2012/wordml" xmlns:w16cex="http://schemas.microsoft.com/office/word/2018/wordml/cex" xmlns:w16cid="http://schemas.microsoft.com/office/word/2016/wordml/cid" xmlns:w16="http://schemas.microsoft.com/office/word/2018/wordml" xmlns:w16sdtdh="http://schemas.microsoft.com/office/word/2020/wordml/sdtdatahash" xmlns:w16sdtfl="http://schemas.microsoft.com/office/word/2024/wordml/sdtformatlock" xmlns:w16se="http://schemas.microsoft.com/office/word/2015/wordml/symex" xmlns:w16du="http://schemas.microsoft.com/office/word/2023/wordml/word16du" xmlns:wne="http://schemas.microsoft.com/office/word/2006/wordml" mc:Ignorable="w14 w15 w16se w16cid w16 w16cex w16sdtdh w16sdtfl w16du wp14">
   <w:body>
     <w:tbl>
       <w:tblPr>
@@ -86,70 +86,21 @@
             <w:r>
               <w:rPr>
                 <w:rFonts w:ascii="Arial" w:hAnsi="Arial" w:cs="Arial"/>
-                <w:sz w:val="15"/>
-                <w:szCs w:val="15"/>
-              </w:rPr>
-              <w:t xml:space="preserve">Le rôle de la personne référente est détaillé dans le guide d'information sur le don du corps disponible sur le site </w:t>
-            </w:r>
-            <w:r>
-              <w:rPr>
-                <w:rFonts w:ascii="Arial" w:hAnsi="Arial" w:cs="Arial"/>
-                <w:color w:val="0081C5"/>
-                <w:sz w:val="15"/>
-                <w:szCs w:val="15"/>
-              </w:rPr>
-              <w:t>service-public.fr</w:t>
-            </w:r>
-            <w:r>
-              <w:rPr>
-                <w:rFonts w:ascii="Arial" w:hAnsi="Arial" w:cs="Arial"/>
-                <w:sz w:val="15"/>
-                <w:szCs w:val="15"/>
-              </w:rPr>
-              <w:br/>
-              <w:t>et sur notre site web.</w:t>
-            </w:r>
-          </w:p>
-          <w:p>
-            <w:pPr>
-              <w:pStyle w:val="NormalWeb"/>
-              <w:jc w:val="center"/>
-            </w:pPr>
-            <w:r>
-              <w:rPr>
-                <w:rFonts w:ascii="Arial" w:hAnsi="Arial" w:cs="Arial"/>
-                <w:sz w:val="15"/>
-                <w:szCs w:val="15"/>
-              </w:rPr>
-              <w:fldChar w:fldCharType="begin"/>
-            </w:r>
-            <w:r>
-              <w:rPr>
-                <w:rFonts w:ascii="Arial" w:hAnsi="Arial" w:cs="Arial"/>
-                <w:sz w:val="15"/>
-                <w:szCs w:val="15"/>
-              </w:rPr>
-              <w:instrText xml:space="preserve"> INCLUDEPICTURE "http://10.195.17.22/wp-content/uploads/civicrm/persist/contribute/images/logo.png" \* MERGEFORMATINET </w:instrText>
-            </w:r>
-            <w:r>
-              <w:rPr>
-                <w:rFonts w:ascii="Arial" w:hAnsi="Arial" w:cs="Arial"/>
-                <w:sz w:val="15"/>
-                <w:szCs w:val="15"/>
-              </w:rPr>
-              <w:fldChar w:fldCharType="separate"/>
-            </w:r>
-            <w:r>
-              <w:rPr>
-                <w:rFonts w:ascii="Arial" w:hAnsi="Arial" w:cs="Arial"/>
-                <w:noProof/>
-                <w14:ligatures w14:val="standardContextual"/>
+                <w:color w:val="00B4AE"/>
               </w:rPr>
               <w:drawing>
-                <wp:inline distT="0" distB="0" distL="0" distR="0" wp14:anchorId="47AB1803" wp14:editId="2FD0A5E3">
-                  <wp:extent cx="649857" cy="405722"/>
-                  <wp:effectExtent l="0" t="0" r="0" b="1270"/>
-                  <wp:docPr id="930917643" name="Image 1"/>
+                <wp:anchor distT="0" distB="0" distL="114300" distR="114300" simplePos="0" relativeHeight="251662336" behindDoc="0" locked="0" layoutInCell="1" allowOverlap="1" wp14:anchorId="652B37A5" wp14:editId="41F10D05">
+                  <wp:simplePos x="0" y="0"/>
+                  <wp:positionH relativeFrom="column">
+                    <wp:posOffset>553452</wp:posOffset>
+                  </wp:positionH>
+                  <wp:positionV relativeFrom="paragraph">
+                    <wp:posOffset>603717</wp:posOffset>
+                  </wp:positionV>
+                  <wp:extent cx="1011600" cy="216000"/>
+                  <wp:effectExtent l="0" t="0" r="4445" b="0"/>
+                  <wp:wrapNone/>
+                  <wp:docPr id="1548976800" name="Image 1"/>
                   <wp:cNvGraphicFramePr>
                     <a:graphicFrameLocks xmlns:a="http://schemas.openxmlformats.org/drawingml/2006/main" noChangeAspect="1"/>
                   </wp:cNvGraphicFramePr>
@@ -157,7 +108,7 @@
                     <a:graphicData uri="http://schemas.openxmlformats.org/drawingml/2006/picture">
                       <pic:pic xmlns:pic="http://schemas.openxmlformats.org/drawingml/2006/picture">
                         <pic:nvPicPr>
-                          <pic:cNvPr id="930917643" name="Image 930917643"/>
+                          <pic:cNvPr id="543547178" name=""/>
                           <pic:cNvPicPr/>
                         </pic:nvPicPr>
                         <pic:blipFill>
@@ -175,7 +126,7 @@
                         <pic:spPr>
                           <a:xfrm>
                             <a:off x="0" y="0"/>
-                            <a:ext cx="683012" cy="426421"/>
+                            <a:ext cx="1011600" cy="216000"/>
                           </a:xfrm>
                           <a:prstGeom prst="rect">
                             <a:avLst/>
@@ -184,7 +135,13 @@
                       </pic:pic>
                     </a:graphicData>
                   </a:graphic>
-                </wp:inline>
+                  <wp14:sizeRelH relativeFrom="margin">
+                    <wp14:pctWidth>0</wp14:pctWidth>
+                  </wp14:sizeRelH>
+                  <wp14:sizeRelV relativeFrom="margin">
+                    <wp14:pctHeight>0</wp14:pctHeight>
+                  </wp14:sizeRelV>
+                </wp:anchor>
               </w:drawing>
             </w:r>
             <w:r>
@@ -193,8 +150,32 @@
                 <w:sz w:val="15"/>
                 <w:szCs w:val="15"/>
               </w:rPr>
-              <w:fldChar w:fldCharType="end"/>
-            </w:r>
+              <w:t xml:space="preserve">Le rôle de la personne référente est détaillé dans le guide d'information sur le don du corps disponible sur le site </w:t>
+            </w:r>
+            <w:r>
+              <w:rPr>
+                <w:rFonts w:ascii="Arial" w:hAnsi="Arial" w:cs="Arial"/>
+                <w:color w:val="0081C5"/>
+                <w:sz w:val="15"/>
+                <w:szCs w:val="15"/>
+              </w:rPr>
+              <w:t>service-public.fr</w:t>
+            </w:r>
+            <w:r>
+              <w:rPr>
+                <w:rFonts w:ascii="Arial" w:hAnsi="Arial" w:cs="Arial"/>
+                <w:sz w:val="15"/>
+                <w:szCs w:val="15"/>
+              </w:rPr>
+              <w:br/>
+              <w:t>et sur notre site web.</w:t>
+            </w:r>
+          </w:p>
+          <w:p>
+            <w:pPr>
+              <w:pStyle w:val="NormalWeb"/>
+              <w:jc w:val="center"/>
+            </w:pPr>
           </w:p>
           <w:p>
             <w:pPr>
@@ -510,6 +491,17 @@
               </w:rPr>
               <w:t>}</w:t>
             </w:r>
+          </w:p>
+          <w:p>
+            <w:pPr>
+              <w:pStyle w:val="NormalWeb"/>
+              <w:jc w:val="center"/>
+              <w:rPr>
+                <w:rFonts w:ascii="Arial" w:hAnsi="Arial" w:cs="Arial"/>
+                <w:sz w:val="15"/>
+                <w:szCs w:val="15"/>
+              </w:rPr>
+            </w:pPr>
           </w:p>
         </w:tc>
         <w:tc>
@@ -527,14 +519,21 @@
             <w:r>
               <w:rPr>
                 <w:rFonts w:ascii="Arial" w:hAnsi="Arial" w:cs="Arial"/>
-                <w:noProof/>
-                <w14:ligatures w14:val="standardContextual"/>
+                <w:color w:val="00B4AE"/>
               </w:rPr>
               <w:drawing>
-                <wp:inline distT="0" distB="0" distL="0" distR="0" wp14:anchorId="3732EC08" wp14:editId="5965C202">
-                  <wp:extent cx="626853" cy="391360"/>
-                  <wp:effectExtent l="0" t="0" r="0" b="2540"/>
-                  <wp:docPr id="2049623896" name="Image 1"/>
+                <wp:anchor distT="0" distB="0" distL="114300" distR="114300" simplePos="0" relativeHeight="251660288" behindDoc="0" locked="0" layoutInCell="1" allowOverlap="1" wp14:anchorId="08F902AB" wp14:editId="43A16522">
+                  <wp:simplePos x="0" y="0"/>
+                  <wp:positionH relativeFrom="column">
+                    <wp:posOffset>125162</wp:posOffset>
+                  </wp:positionH>
+                  <wp:positionV relativeFrom="paragraph">
+                    <wp:posOffset>116105</wp:posOffset>
+                  </wp:positionV>
+                  <wp:extent cx="1011600" cy="216000"/>
+                  <wp:effectExtent l="0" t="0" r="4445" b="0"/>
+                  <wp:wrapNone/>
+                  <wp:docPr id="543547178" name="Image 1"/>
                   <wp:cNvGraphicFramePr>
                     <a:graphicFrameLocks xmlns:a="http://schemas.openxmlformats.org/drawingml/2006/main" noChangeAspect="1"/>
                   </wp:cNvGraphicFramePr>
@@ -542,11 +541,11 @@
                     <a:graphicData uri="http://schemas.openxmlformats.org/drawingml/2006/picture">
                       <pic:pic xmlns:pic="http://schemas.openxmlformats.org/drawingml/2006/picture">
                         <pic:nvPicPr>
-                          <pic:cNvPr id="930917643" name="Image 930917643"/>
+                          <pic:cNvPr id="543547178" name=""/>
                           <pic:cNvPicPr/>
                         </pic:nvPicPr>
                         <pic:blipFill>
-                          <a:blip r:embed="rId5" cstate="print">
+                          <a:blip r:embed="rId4" cstate="print">
                             <a:extLst>
                               <a:ext uri="{28A0092B-C50C-407E-A947-70E740481C1C}">
                                 <a14:useLocalDpi xmlns:a14="http://schemas.microsoft.com/office/drawing/2010/main" val="0"/>
@@ -560,7 +559,7 @@
                         <pic:spPr>
                           <a:xfrm>
                             <a:off x="0" y="0"/>
-                            <a:ext cx="665220" cy="415313"/>
+                            <a:ext cx="1011600" cy="216000"/>
                           </a:xfrm>
                           <a:prstGeom prst="rect">
                             <a:avLst/>
@@ -569,7 +568,13 @@
                       </pic:pic>
                     </a:graphicData>
                   </a:graphic>
-                </wp:inline>
+                  <wp14:sizeRelH relativeFrom="margin">
+                    <wp14:pctWidth>0</wp14:pctWidth>
+                  </wp14:sizeRelH>
+                  <wp14:sizeRelV relativeFrom="margin">
+                    <wp14:pctHeight>0</wp14:pctHeight>
+                  </wp14:sizeRelV>
+                </wp:anchor>
               </w:drawing>
             </w:r>
             <w:r>
@@ -604,6 +609,16 @@
               </w:rPr>
               <w:fldChar w:fldCharType="end"/>
             </w:r>
+          </w:p>
+          <w:p>
+            <w:pPr>
+              <w:pStyle w:val="NormalWeb"/>
+              <w:jc w:val="right"/>
+              <w:rPr>
+                <w:rFonts w:ascii="Arial" w:hAnsi="Arial" w:cs="Arial"/>
+                <w:color w:val="0081C5"/>
+              </w:rPr>
+            </w:pPr>
           </w:p>
           <w:p>
             <w:pPr>
@@ -2262,15 +2277,25 @@
           <w:p>
             <w:pPr>
               <w:pStyle w:val="NormalWeb"/>
-              <w:jc w:val="both"/>
-            </w:pPr>
-            <w:r>
-              <w:rPr>
-                <w:rFonts w:ascii="Arial" w:hAnsi="Arial" w:cs="Arial"/>
-                <w:sz w:val="15"/>
-                <w:szCs w:val="15"/>
-              </w:rPr>
-              <w:lastRenderedPageBreak/>
+              <w:jc w:val="center"/>
+              <w:rPr>
+                <w:rFonts w:ascii="Arial" w:hAnsi="Arial" w:cs="Arial"/>
+                <w:sz w:val="15"/>
+                <w:szCs w:val="15"/>
+              </w:rPr>
+            </w:pPr>
+          </w:p>
+          <w:p>
+            <w:pPr>
+              <w:pStyle w:val="NormalWeb"/>
+              <w:jc w:val="center"/>
+            </w:pPr>
+            <w:r>
+              <w:rPr>
+                <w:rFonts w:ascii="Arial" w:hAnsi="Arial" w:cs="Arial"/>
+                <w:sz w:val="15"/>
+                <w:szCs w:val="15"/>
+              </w:rPr>
               <w:t>Coordonnées du responsable du traitement de données personnelles pour exercer votre droit d’information sur les données recueillies et de correction :</w:t>
             </w:r>
             <w:r>
@@ -2321,70 +2346,21 @@
             <w:r>
               <w:rPr>
                 <w:rFonts w:ascii="Arial" w:hAnsi="Arial" w:cs="Arial"/>
-                <w:sz w:val="15"/>
-                <w:szCs w:val="15"/>
-              </w:rPr>
-              <w:t xml:space="preserve">Le rôle de la personne référente est détaillé dans le guide d'information sur le don du corps disponible sur le site </w:t>
-            </w:r>
-            <w:r>
-              <w:rPr>
-                <w:rFonts w:ascii="Arial" w:hAnsi="Arial" w:cs="Arial"/>
-                <w:color w:val="0081C5"/>
-                <w:sz w:val="15"/>
-                <w:szCs w:val="15"/>
-              </w:rPr>
-              <w:t>service-public.fr</w:t>
-            </w:r>
-            <w:r>
-              <w:rPr>
-                <w:rFonts w:ascii="Arial" w:hAnsi="Arial" w:cs="Arial"/>
-                <w:sz w:val="15"/>
-                <w:szCs w:val="15"/>
-              </w:rPr>
-              <w:br/>
-              <w:t>et sur notre site web.</w:t>
-            </w:r>
-          </w:p>
-          <w:p>
-            <w:pPr>
-              <w:pStyle w:val="NormalWeb"/>
-              <w:jc w:val="center"/>
-            </w:pPr>
-            <w:r>
-              <w:rPr>
-                <w:rFonts w:ascii="Arial" w:hAnsi="Arial" w:cs="Arial"/>
-                <w:sz w:val="15"/>
-                <w:szCs w:val="15"/>
-              </w:rPr>
-              <w:fldChar w:fldCharType="begin"/>
-            </w:r>
-            <w:r>
-              <w:rPr>
-                <w:rFonts w:ascii="Arial" w:hAnsi="Arial" w:cs="Arial"/>
-                <w:sz w:val="15"/>
-                <w:szCs w:val="15"/>
-              </w:rPr>
-              <w:instrText xml:space="preserve"> INCLUDEPICTURE "http://10.195.17.22/wp-content/uploads/civicrm/persist/contribute/images/logo.png" \* MERGEFORMATINET </w:instrText>
-            </w:r>
-            <w:r>
-              <w:rPr>
-                <w:rFonts w:ascii="Arial" w:hAnsi="Arial" w:cs="Arial"/>
-                <w:sz w:val="15"/>
-                <w:szCs w:val="15"/>
-              </w:rPr>
-              <w:fldChar w:fldCharType="separate"/>
-            </w:r>
-            <w:r>
-              <w:rPr>
-                <w:rFonts w:ascii="Arial" w:hAnsi="Arial" w:cs="Arial"/>
-                <w:noProof/>
-                <w14:ligatures w14:val="standardContextual"/>
+                <w:color w:val="00B4AE"/>
               </w:rPr>
               <w:drawing>
-                <wp:inline distT="0" distB="0" distL="0" distR="0" wp14:anchorId="56260B44" wp14:editId="23CBB830">
-                  <wp:extent cx="713117" cy="445217"/>
-                  <wp:effectExtent l="0" t="0" r="0" b="0"/>
-                  <wp:docPr id="256813048" name="Image 1"/>
+                <wp:anchor distT="0" distB="0" distL="114300" distR="114300" simplePos="0" relativeHeight="251666432" behindDoc="0" locked="0" layoutInCell="1" allowOverlap="1" wp14:anchorId="76A4B090" wp14:editId="7139F2F1">
+                  <wp:simplePos x="0" y="0"/>
+                  <wp:positionH relativeFrom="column">
+                    <wp:posOffset>529390</wp:posOffset>
+                  </wp:positionH>
+                  <wp:positionV relativeFrom="paragraph">
+                    <wp:posOffset>547571</wp:posOffset>
+                  </wp:positionV>
+                  <wp:extent cx="1011600" cy="216000"/>
+                  <wp:effectExtent l="0" t="0" r="4445" b="0"/>
+                  <wp:wrapNone/>
+                  <wp:docPr id="1553238808" name="Image 1"/>
                   <wp:cNvGraphicFramePr>
                     <a:graphicFrameLocks xmlns:a="http://schemas.openxmlformats.org/drawingml/2006/main" noChangeAspect="1"/>
                   </wp:cNvGraphicFramePr>
@@ -2392,7 +2368,7 @@
                     <a:graphicData uri="http://schemas.openxmlformats.org/drawingml/2006/picture">
                       <pic:pic xmlns:pic="http://schemas.openxmlformats.org/drawingml/2006/picture">
                         <pic:nvPicPr>
-                          <pic:cNvPr id="930917643" name="Image 930917643"/>
+                          <pic:cNvPr id="543547178" name=""/>
                           <pic:cNvPicPr/>
                         </pic:nvPicPr>
                         <pic:blipFill>
@@ -2410,7 +2386,7 @@
                         <pic:spPr>
                           <a:xfrm>
                             <a:off x="0" y="0"/>
-                            <a:ext cx="742195" cy="463371"/>
+                            <a:ext cx="1011600" cy="216000"/>
                           </a:xfrm>
                           <a:prstGeom prst="rect">
                             <a:avLst/>
@@ -2419,7 +2395,13 @@
                       </pic:pic>
                     </a:graphicData>
                   </a:graphic>
-                </wp:inline>
+                  <wp14:sizeRelH relativeFrom="margin">
+                    <wp14:pctWidth>0</wp14:pctWidth>
+                  </wp14:sizeRelH>
+                  <wp14:sizeRelV relativeFrom="margin">
+                    <wp14:pctHeight>0</wp14:pctHeight>
+                  </wp14:sizeRelV>
+                </wp:anchor>
               </w:drawing>
             </w:r>
             <w:r>
@@ -2428,8 +2410,31 @@
                 <w:sz w:val="15"/>
                 <w:szCs w:val="15"/>
               </w:rPr>
-              <w:fldChar w:fldCharType="end"/>
-            </w:r>
+              <w:t xml:space="preserve">Le rôle de la personne référente est détaillé dans le guide d'information sur le don du corps disponible sur le site </w:t>
+            </w:r>
+            <w:r>
+              <w:rPr>
+                <w:rFonts w:ascii="Arial" w:hAnsi="Arial" w:cs="Arial"/>
+                <w:color w:val="0081C5"/>
+                <w:sz w:val="15"/>
+                <w:szCs w:val="15"/>
+              </w:rPr>
+              <w:t>service-public.fr</w:t>
+            </w:r>
+            <w:r>
+              <w:rPr>
+                <w:rFonts w:ascii="Arial" w:hAnsi="Arial" w:cs="Arial"/>
+                <w:sz w:val="15"/>
+                <w:szCs w:val="15"/>
+              </w:rPr>
+              <w:br/>
+              <w:t>et sur notre site web.</w:t>
+            </w:r>
+          </w:p>
+          <w:p>
+            <w:pPr>
+              <w:pStyle w:val="NormalWeb"/>
+            </w:pPr>
           </w:p>
           <w:p>
             <w:pPr>
@@ -2773,14 +2778,21 @@
             <w:r>
               <w:rPr>
                 <w:rFonts w:ascii="Arial" w:hAnsi="Arial" w:cs="Arial"/>
-                <w:noProof/>
-                <w14:ligatures w14:val="standardContextual"/>
+                <w:color w:val="00B4AE"/>
               </w:rPr>
               <w:drawing>
-                <wp:inline distT="0" distB="0" distL="0" distR="0" wp14:anchorId="6A37471A" wp14:editId="67F45773">
-                  <wp:extent cx="713117" cy="445217"/>
-                  <wp:effectExtent l="0" t="0" r="0" b="0"/>
-                  <wp:docPr id="1027161474" name="Image 1"/>
+                <wp:anchor distT="0" distB="0" distL="114300" distR="114300" simplePos="0" relativeHeight="251664384" behindDoc="0" locked="0" layoutInCell="1" allowOverlap="1" wp14:anchorId="0EF4E895" wp14:editId="6CE8E14C">
+                  <wp:simplePos x="0" y="0"/>
+                  <wp:positionH relativeFrom="column">
+                    <wp:posOffset>133183</wp:posOffset>
+                  </wp:positionH>
+                  <wp:positionV relativeFrom="paragraph">
+                    <wp:posOffset>243105</wp:posOffset>
+                  </wp:positionV>
+                  <wp:extent cx="1011600" cy="216000"/>
+                  <wp:effectExtent l="0" t="0" r="4445" b="0"/>
+                  <wp:wrapNone/>
+                  <wp:docPr id="1433768487" name="Image 1"/>
                   <wp:cNvGraphicFramePr>
                     <a:graphicFrameLocks xmlns:a="http://schemas.openxmlformats.org/drawingml/2006/main" noChangeAspect="1"/>
                   </wp:cNvGraphicFramePr>
@@ -2788,7 +2800,7 @@
                     <a:graphicData uri="http://schemas.openxmlformats.org/drawingml/2006/picture">
                       <pic:pic xmlns:pic="http://schemas.openxmlformats.org/drawingml/2006/picture">
                         <pic:nvPicPr>
-                          <pic:cNvPr id="930917643" name="Image 930917643"/>
+                          <pic:cNvPr id="543547178" name=""/>
                           <pic:cNvPicPr/>
                         </pic:nvPicPr>
                         <pic:blipFill>
@@ -2806,7 +2818,7 @@
                         <pic:spPr>
                           <a:xfrm>
                             <a:off x="0" y="0"/>
-                            <a:ext cx="742195" cy="463371"/>
+                            <a:ext cx="1011600" cy="216000"/>
                           </a:xfrm>
                           <a:prstGeom prst="rect">
                             <a:avLst/>
@@ -2815,7 +2827,13 @@
                       </pic:pic>
                     </a:graphicData>
                   </a:graphic>
-                </wp:inline>
+                  <wp14:sizeRelH relativeFrom="margin">
+                    <wp14:pctWidth>0</wp14:pctWidth>
+                  </wp14:sizeRelH>
+                  <wp14:sizeRelV relativeFrom="margin">
+                    <wp14:pctHeight>0</wp14:pctHeight>
+                  </wp14:sizeRelV>
+                </wp:anchor>
               </w:drawing>
             </w:r>
             <w:r>
@@ -2854,6 +2872,17 @@
           <w:p>
             <w:pPr>
               <w:pStyle w:val="NormalWeb"/>
+              <w:jc w:val="right"/>
+              <w:rPr>
+                <w:rFonts w:ascii="Arial" w:hAnsi="Arial" w:cs="Arial"/>
+                <w:color w:val="0081C5"/>
+              </w:rPr>
+            </w:pPr>
+          </w:p>
+          <w:p>
+            <w:pPr>
+              <w:pStyle w:val="NormalWeb"/>
+              <w:jc w:val="right"/>
               <w:rPr>
                 <w:rFonts w:ascii="Arial" w:hAnsi="Arial" w:cs="Arial"/>
                 <w:color w:val="0081C5"/>
@@ -4422,7 +4451,7 @@
 </file>
 
 <file path=word/styles.xml><?xml version="1.0" encoding="utf-8"?>
-<w:styles xmlns:mc="http://schemas.openxmlformats.org/markup-compatibility/2006" xmlns:r="http://schemas.openxmlformats.org/officeDocument/2006/relationships" xmlns:w="http://schemas.openxmlformats.org/wordprocessingml/2006/main" xmlns:w14="http://schemas.microsoft.com/office/word/2010/wordml" xmlns:w15="http://schemas.microsoft.com/office/word/2012/wordml" xmlns:w16cex="http://schemas.microsoft.com/office/word/2018/wordml/cex" xmlns:w16cid="http://schemas.microsoft.com/office/word/2016/wordml/cid" xmlns:w16="http://schemas.microsoft.com/office/word/2018/wordml" xmlns:w16du="http://schemas.microsoft.com/office/word/2023/wordml/word16du" xmlns:w16sdtdh="http://schemas.microsoft.com/office/word/2020/wordml/sdtdatahash" xmlns:w16sdtfl="http://schemas.microsoft.com/office/word/2024/wordml/sdtformatlock" xmlns:w16se="http://schemas.microsoft.com/office/word/2015/wordml/symex" mc:Ignorable="w14 w15 w16se w16cid w16 w16cex w16sdtdh w16sdtfl w16du">
+<w:styles xmlns:mc="http://schemas.openxmlformats.org/markup-compatibility/2006" xmlns:r="http://schemas.openxmlformats.org/officeDocument/2006/relationships" xmlns:w="http://schemas.openxmlformats.org/wordprocessingml/2006/main" xmlns:w14="http://schemas.microsoft.com/office/word/2010/wordml" xmlns:w15="http://schemas.microsoft.com/office/word/2012/wordml" xmlns:w16cex="http://schemas.microsoft.com/office/word/2018/wordml/cex" xmlns:w16cid="http://schemas.microsoft.com/office/word/2016/wordml/cid" xmlns:w16="http://schemas.microsoft.com/office/word/2018/wordml" xmlns:w16sdtdh="http://schemas.microsoft.com/office/word/2020/wordml/sdtdatahash" xmlns:w16sdtfl="http://schemas.microsoft.com/office/word/2024/wordml/sdtformatlock" xmlns:w16se="http://schemas.microsoft.com/office/word/2015/wordml/symex" xmlns:w16du="http://schemas.microsoft.com/office/word/2023/wordml/word16du" mc:Ignorable="w14 w15 w16se w16cid w16 w16cex w16sdtdh w16sdtfl w16du">
   <w:docDefaults>
     <w:rPrDefault>
       <w:rPr>
